--- a/p3/Tarea 5 saul.docx
+++ b/p3/Tarea 5 saul.docx
@@ -14,10 +14,7 @@
     </w:p>
     <w:p>
       <w:r>
-        <w:t xml:space="preserve">Tardaría </w:t>
-      </w:r>
-      <w:r>
-        <w:t>1572032746 años 43*2^60</w:t>
+        <w:t>Tardaría 1572032746 años 43*2^60</w:t>
       </w:r>
     </w:p>
     <w:p>
@@ -42,20 +39,25 @@
         <w:tc>
           <w:tcPr>
             <w:tcW w:w="4247" w:type="dxa"/>
-            <w:noWrap/>
-            <w:hideMark/>
-          </w:tcPr>
-          <w:p>
-            <w:pPr>
-              <w:rPr>
-                <w:rFonts w:ascii="Calibri" w:eastAsia="Times New Roman" w:hAnsi="Calibri" w:cs="Calibri"/>
-                <w:color w:val="000000"/>
-                <w:lang w:eastAsia="es-ES"/>
-              </w:rPr>
-            </w:pPr>
-            <w:r>
-              <w:rPr>
-                <w:rFonts w:ascii="Calibri" w:eastAsia="Times New Roman" w:hAnsi="Calibri" w:cs="Calibri"/>
+            <w:shd w:val="clear" w:color="auto" w:fill="FFE599" w:themeFill="accent4" w:themeFillTint="66"/>
+            <w:noWrap/>
+            <w:hideMark/>
+          </w:tcPr>
+          <w:p>
+            <w:pPr>
+              <w:rPr>
+                <w:rFonts w:ascii="Calibri" w:eastAsia="Times New Roman" w:hAnsi="Calibri" w:cs="Calibri"/>
+                <w:b/>
+                <w:bCs/>
+                <w:color w:val="000000"/>
+                <w:lang w:eastAsia="es-ES"/>
+              </w:rPr>
+            </w:pPr>
+            <w:r>
+              <w:rPr>
+                <w:rFonts w:ascii="Calibri" w:eastAsia="Times New Roman" w:hAnsi="Calibri" w:cs="Calibri"/>
+                <w:b/>
+                <w:bCs/>
                 <w:color w:val="000000"/>
                 <w:lang w:eastAsia="es-ES"/>
               </w:rPr>
@@ -66,20 +68,25 @@
         <w:tc>
           <w:tcPr>
             <w:tcW w:w="4247" w:type="dxa"/>
-            <w:noWrap/>
-            <w:hideMark/>
-          </w:tcPr>
-          <w:p>
-            <w:pPr>
-              <w:rPr>
-                <w:rFonts w:ascii="Calibri" w:eastAsia="Times New Roman" w:hAnsi="Calibri" w:cs="Calibri"/>
-                <w:color w:val="000000"/>
-                <w:lang w:eastAsia="es-ES"/>
-              </w:rPr>
-            </w:pPr>
-            <w:r>
-              <w:rPr>
-                <w:rFonts w:ascii="Calibri" w:eastAsia="Times New Roman" w:hAnsi="Calibri" w:cs="Calibri"/>
+            <w:shd w:val="clear" w:color="auto" w:fill="FFE599" w:themeFill="accent4" w:themeFillTint="66"/>
+            <w:noWrap/>
+            <w:hideMark/>
+          </w:tcPr>
+          <w:p>
+            <w:pPr>
+              <w:rPr>
+                <w:rFonts w:ascii="Calibri" w:eastAsia="Times New Roman" w:hAnsi="Calibri" w:cs="Calibri"/>
+                <w:b/>
+                <w:bCs/>
+                <w:color w:val="000000"/>
+                <w:lang w:eastAsia="es-ES"/>
+              </w:rPr>
+            </w:pPr>
+            <w:r>
+              <w:rPr>
+                <w:rFonts w:ascii="Calibri" w:eastAsia="Times New Roman" w:hAnsi="Calibri" w:cs="Calibri"/>
+                <w:b/>
+                <w:bCs/>
                 <w:color w:val="000000"/>
                 <w:lang w:eastAsia="es-ES"/>
               </w:rPr>
@@ -502,20 +509,25 @@
         <w:tc>
           <w:tcPr>
             <w:tcW w:w="4247" w:type="dxa"/>
-            <w:noWrap/>
-            <w:hideMark/>
-          </w:tcPr>
-          <w:p>
-            <w:pPr>
-              <w:rPr>
-                <w:rFonts w:ascii="Calibri" w:eastAsia="Times New Roman" w:hAnsi="Calibri" w:cs="Calibri"/>
-                <w:color w:val="000000"/>
-                <w:lang w:eastAsia="es-ES"/>
-              </w:rPr>
-            </w:pPr>
-            <w:r>
-              <w:rPr>
-                <w:rFonts w:ascii="Calibri" w:eastAsia="Times New Roman" w:hAnsi="Calibri" w:cs="Calibri"/>
+            <w:shd w:val="clear" w:color="auto" w:fill="FFE599" w:themeFill="accent4" w:themeFillTint="66"/>
+            <w:noWrap/>
+            <w:hideMark/>
+          </w:tcPr>
+          <w:p>
+            <w:pPr>
+              <w:rPr>
+                <w:rFonts w:ascii="Calibri" w:eastAsia="Times New Roman" w:hAnsi="Calibri" w:cs="Calibri"/>
+                <w:b/>
+                <w:bCs/>
+                <w:color w:val="000000"/>
+                <w:lang w:eastAsia="es-ES"/>
+              </w:rPr>
+            </w:pPr>
+            <w:r>
+              <w:rPr>
+                <w:rFonts w:ascii="Calibri" w:eastAsia="Times New Roman" w:hAnsi="Calibri" w:cs="Calibri"/>
+                <w:b/>
+                <w:bCs/>
                 <w:color w:val="000000"/>
                 <w:lang w:eastAsia="es-ES"/>
               </w:rPr>
@@ -526,20 +538,25 @@
         <w:tc>
           <w:tcPr>
             <w:tcW w:w="4247" w:type="dxa"/>
-            <w:noWrap/>
-            <w:hideMark/>
-          </w:tcPr>
-          <w:p>
-            <w:pPr>
-              <w:rPr>
-                <w:rFonts w:ascii="Calibri" w:eastAsia="Times New Roman" w:hAnsi="Calibri" w:cs="Calibri"/>
-                <w:color w:val="000000"/>
-                <w:lang w:eastAsia="es-ES"/>
-              </w:rPr>
-            </w:pPr>
-            <w:r>
-              <w:rPr>
-                <w:rFonts w:ascii="Calibri" w:eastAsia="Times New Roman" w:hAnsi="Calibri" w:cs="Calibri"/>
+            <w:shd w:val="clear" w:color="auto" w:fill="FFE599" w:themeFill="accent4" w:themeFillTint="66"/>
+            <w:noWrap/>
+            <w:hideMark/>
+          </w:tcPr>
+          <w:p>
+            <w:pPr>
+              <w:rPr>
+                <w:rFonts w:ascii="Calibri" w:eastAsia="Times New Roman" w:hAnsi="Calibri" w:cs="Calibri"/>
+                <w:b/>
+                <w:bCs/>
+                <w:color w:val="000000"/>
+                <w:lang w:eastAsia="es-ES"/>
+              </w:rPr>
+            </w:pPr>
+            <w:r>
+              <w:rPr>
+                <w:rFonts w:ascii="Calibri" w:eastAsia="Times New Roman" w:hAnsi="Calibri" w:cs="Calibri"/>
+                <w:b/>
+                <w:bCs/>
                 <w:color w:val="000000"/>
                 <w:lang w:eastAsia="es-ES"/>
               </w:rPr>
@@ -938,20 +955,11 @@
     <w:p>
       <w:proofErr w:type="spellStart"/>
       <w:r>
-        <w:t>Divis</w:t>
-      </w:r>
-      <w:r>
-        <w:t>i</w:t>
-      </w:r>
-      <w:r>
-        <w:t>on</w:t>
+        <w:t>Division</w:t>
       </w:r>
       <w:proofErr w:type="spellEnd"/>
       <w:r>
-        <w:t xml:space="preserve"> </w:t>
-      </w:r>
-      <w:r>
-        <w:t>4</w:t>
+        <w:t xml:space="preserve"> 4</w:t>
       </w:r>
     </w:p>
     <w:tbl>
@@ -971,20 +979,25 @@
         <w:tc>
           <w:tcPr>
             <w:tcW w:w="4247" w:type="dxa"/>
-            <w:noWrap/>
-            <w:hideMark/>
-          </w:tcPr>
-          <w:p>
-            <w:pPr>
-              <w:rPr>
-                <w:rFonts w:ascii="Calibri" w:eastAsia="Times New Roman" w:hAnsi="Calibri" w:cs="Calibri"/>
-                <w:color w:val="000000"/>
-                <w:lang w:eastAsia="es-ES"/>
-              </w:rPr>
-            </w:pPr>
-            <w:r>
-              <w:rPr>
-                <w:rFonts w:ascii="Calibri" w:eastAsia="Times New Roman" w:hAnsi="Calibri" w:cs="Calibri"/>
+            <w:shd w:val="clear" w:color="auto" w:fill="FFE599" w:themeFill="accent4" w:themeFillTint="66"/>
+            <w:noWrap/>
+            <w:hideMark/>
+          </w:tcPr>
+          <w:p>
+            <w:pPr>
+              <w:rPr>
+                <w:rFonts w:ascii="Calibri" w:eastAsia="Times New Roman" w:hAnsi="Calibri" w:cs="Calibri"/>
+                <w:b/>
+                <w:bCs/>
+                <w:color w:val="000000"/>
+                <w:lang w:eastAsia="es-ES"/>
+              </w:rPr>
+            </w:pPr>
+            <w:r>
+              <w:rPr>
+                <w:rFonts w:ascii="Calibri" w:eastAsia="Times New Roman" w:hAnsi="Calibri" w:cs="Calibri"/>
+                <w:b/>
+                <w:bCs/>
                 <w:color w:val="000000"/>
                 <w:lang w:eastAsia="es-ES"/>
               </w:rPr>
@@ -995,20 +1008,25 @@
         <w:tc>
           <w:tcPr>
             <w:tcW w:w="4247" w:type="dxa"/>
-            <w:noWrap/>
-            <w:hideMark/>
-          </w:tcPr>
-          <w:p>
-            <w:pPr>
-              <w:rPr>
-                <w:rFonts w:ascii="Calibri" w:eastAsia="Times New Roman" w:hAnsi="Calibri" w:cs="Calibri"/>
-                <w:color w:val="000000"/>
-                <w:lang w:eastAsia="es-ES"/>
-              </w:rPr>
-            </w:pPr>
-            <w:r>
-              <w:rPr>
-                <w:rFonts w:ascii="Calibri" w:eastAsia="Times New Roman" w:hAnsi="Calibri" w:cs="Calibri"/>
+            <w:shd w:val="clear" w:color="auto" w:fill="FFE599" w:themeFill="accent4" w:themeFillTint="66"/>
+            <w:noWrap/>
+            <w:hideMark/>
+          </w:tcPr>
+          <w:p>
+            <w:pPr>
+              <w:rPr>
+                <w:rFonts w:ascii="Calibri" w:eastAsia="Times New Roman" w:hAnsi="Calibri" w:cs="Calibri"/>
+                <w:b/>
+                <w:bCs/>
+                <w:color w:val="000000"/>
+                <w:lang w:eastAsia="es-ES"/>
+              </w:rPr>
+            </w:pPr>
+            <w:r>
+              <w:rPr>
+                <w:rFonts w:ascii="Calibri" w:eastAsia="Times New Roman" w:hAnsi="Calibri" w:cs="Calibri"/>
+                <w:b/>
+                <w:bCs/>
                 <w:color w:val="000000"/>
                 <w:lang w:eastAsia="es-ES"/>
               </w:rPr>
@@ -1565,20 +1583,25 @@
         <w:tc>
           <w:tcPr>
             <w:tcW w:w="4247" w:type="dxa"/>
-            <w:noWrap/>
-            <w:hideMark/>
-          </w:tcPr>
-          <w:p>
-            <w:pPr>
-              <w:rPr>
-                <w:rFonts w:ascii="Calibri" w:eastAsia="Times New Roman" w:hAnsi="Calibri" w:cs="Calibri"/>
-                <w:color w:val="000000"/>
-                <w:lang w:eastAsia="es-ES"/>
-              </w:rPr>
-            </w:pPr>
-            <w:r>
-              <w:rPr>
-                <w:rFonts w:ascii="Calibri" w:eastAsia="Times New Roman" w:hAnsi="Calibri" w:cs="Calibri"/>
+            <w:shd w:val="clear" w:color="auto" w:fill="FFE599" w:themeFill="accent4" w:themeFillTint="66"/>
+            <w:noWrap/>
+            <w:hideMark/>
+          </w:tcPr>
+          <w:p>
+            <w:pPr>
+              <w:rPr>
+                <w:rFonts w:ascii="Calibri" w:eastAsia="Times New Roman" w:hAnsi="Calibri" w:cs="Calibri"/>
+                <w:b/>
+                <w:bCs/>
+                <w:color w:val="000000"/>
+                <w:lang w:eastAsia="es-ES"/>
+              </w:rPr>
+            </w:pPr>
+            <w:r>
+              <w:rPr>
+                <w:rFonts w:ascii="Calibri" w:eastAsia="Times New Roman" w:hAnsi="Calibri" w:cs="Calibri"/>
+                <w:b/>
+                <w:bCs/>
                 <w:color w:val="000000"/>
                 <w:lang w:eastAsia="es-ES"/>
               </w:rPr>
@@ -1589,20 +1612,25 @@
         <w:tc>
           <w:tcPr>
             <w:tcW w:w="4247" w:type="dxa"/>
-            <w:noWrap/>
-            <w:hideMark/>
-          </w:tcPr>
-          <w:p>
-            <w:pPr>
-              <w:rPr>
-                <w:rFonts w:ascii="Calibri" w:eastAsia="Times New Roman" w:hAnsi="Calibri" w:cs="Calibri"/>
-                <w:color w:val="000000"/>
-                <w:lang w:eastAsia="es-ES"/>
-              </w:rPr>
-            </w:pPr>
-            <w:r>
-              <w:rPr>
-                <w:rFonts w:ascii="Calibri" w:eastAsia="Times New Roman" w:hAnsi="Calibri" w:cs="Calibri"/>
+            <w:shd w:val="clear" w:color="auto" w:fill="FFE599" w:themeFill="accent4" w:themeFillTint="66"/>
+            <w:noWrap/>
+            <w:hideMark/>
+          </w:tcPr>
+          <w:p>
+            <w:pPr>
+              <w:rPr>
+                <w:rFonts w:ascii="Calibri" w:eastAsia="Times New Roman" w:hAnsi="Calibri" w:cs="Calibri"/>
+                <w:b/>
+                <w:bCs/>
+                <w:color w:val="000000"/>
+                <w:lang w:eastAsia="es-ES"/>
+              </w:rPr>
+            </w:pPr>
+            <w:r>
+              <w:rPr>
+                <w:rFonts w:ascii="Calibri" w:eastAsia="Times New Roman" w:hAnsi="Calibri" w:cs="Calibri"/>
+                <w:b/>
+                <w:bCs/>
                 <w:color w:val="000000"/>
                 <w:lang w:eastAsia="es-ES"/>
               </w:rPr>
@@ -1756,15 +1784,7 @@
                 <w:color w:val="000000"/>
                 <w:lang w:eastAsia="es-ES"/>
               </w:rPr>
-              <w:t>9</w:t>
-            </w:r>
-            <w:r>
-              <w:rPr>
-                <w:rFonts w:ascii="Calibri" w:eastAsia="Times New Roman" w:hAnsi="Calibri" w:cs="Calibri"/>
-                <w:color w:val="000000"/>
-                <w:lang w:eastAsia="es-ES"/>
-              </w:rPr>
-              <w:t>9</w:t>
+              <w:t>99</w:t>
             </w:r>
           </w:p>
         </w:tc>
@@ -1835,15 +1855,7 @@
                 <w:color w:val="000000"/>
                 <w:lang w:eastAsia="es-ES"/>
               </w:rPr>
-              <w:t>3</w:t>
-            </w:r>
-            <w:r>
-              <w:rPr>
-                <w:rFonts w:ascii="Calibri" w:eastAsia="Times New Roman" w:hAnsi="Calibri" w:cs="Calibri"/>
-                <w:color w:val="000000"/>
-                <w:lang w:eastAsia="es-ES"/>
-              </w:rPr>
-              <w:t>16</w:t>
+              <w:t>316</w:t>
             </w:r>
           </w:p>
         </w:tc>
@@ -2056,15 +2068,7 @@
                 <w:color w:val="000000"/>
                 <w:lang w:eastAsia="es-ES"/>
               </w:rPr>
-              <w:t>19</w:t>
-            </w:r>
-            <w:r>
-              <w:rPr>
-                <w:rFonts w:ascii="Calibri" w:eastAsia="Times New Roman" w:hAnsi="Calibri" w:cs="Calibri"/>
-                <w:color w:val="000000"/>
-                <w:lang w:eastAsia="es-ES"/>
-              </w:rPr>
-              <w:t>978</w:t>
+              <w:t>19978</w:t>
             </w:r>
           </w:p>
         </w:tc>
@@ -2173,9 +2177,20 @@
         <w:tc>
           <w:tcPr>
             <w:tcW w:w="2123" w:type="dxa"/>
-          </w:tcPr>
-          <w:p>
-            <w:r>
+            <w:shd w:val="clear" w:color="auto" w:fill="FFE599" w:themeFill="accent4" w:themeFillTint="66"/>
+          </w:tcPr>
+          <w:p>
+            <w:pPr>
+              <w:rPr>
+                <w:b/>
+                <w:bCs/>
+              </w:rPr>
+            </w:pPr>
+            <w:r>
+              <w:rPr>
+                <w:b/>
+                <w:bCs/>
+              </w:rPr>
               <w:t>n</w:t>
             </w:r>
           </w:p>
@@ -2183,9 +2198,20 @@
         <w:tc>
           <w:tcPr>
             <w:tcW w:w="2123" w:type="dxa"/>
-          </w:tcPr>
-          <w:p>
-            <w:r>
+            <w:shd w:val="clear" w:color="auto" w:fill="FFE599" w:themeFill="accent4" w:themeFillTint="66"/>
+          </w:tcPr>
+          <w:p>
+            <w:pPr>
+              <w:rPr>
+                <w:b/>
+                <w:bCs/>
+              </w:rPr>
+            </w:pPr>
+            <w:r>
+              <w:rPr>
+                <w:b/>
+                <w:bCs/>
+              </w:rPr>
               <w:t>Tiempo Metodo1</w:t>
             </w:r>
           </w:p>
@@ -2193,9 +2219,20 @@
         <w:tc>
           <w:tcPr>
             <w:tcW w:w="2124" w:type="dxa"/>
-          </w:tcPr>
-          <w:p>
-            <w:r>
+            <w:shd w:val="clear" w:color="auto" w:fill="FFE599" w:themeFill="accent4" w:themeFillTint="66"/>
+          </w:tcPr>
+          <w:p>
+            <w:pPr>
+              <w:rPr>
+                <w:b/>
+                <w:bCs/>
+              </w:rPr>
+            </w:pPr>
+            <w:r>
+              <w:rPr>
+                <w:b/>
+                <w:bCs/>
+              </w:rPr>
               <w:t>Tiempo Metodo2</w:t>
             </w:r>
           </w:p>
@@ -2203,9 +2240,20 @@
         <w:tc>
           <w:tcPr>
             <w:tcW w:w="2124" w:type="dxa"/>
-          </w:tcPr>
-          <w:p>
-            <w:r>
+            <w:shd w:val="clear" w:color="auto" w:fill="FFE599" w:themeFill="accent4" w:themeFillTint="66"/>
+          </w:tcPr>
+          <w:p>
+            <w:pPr>
+              <w:rPr>
+                <w:b/>
+                <w:bCs/>
+              </w:rPr>
+            </w:pPr>
+            <w:r>
+              <w:rPr>
+                <w:b/>
+                <w:bCs/>
+              </w:rPr>
               <w:t>Tiempo Metodo3</w:t>
             </w:r>
           </w:p>
@@ -2277,9 +2325,20 @@
         <w:tc>
           <w:tcPr>
             <w:tcW w:w="1625" w:type="dxa"/>
-          </w:tcPr>
-          <w:p>
-            <w:r>
+            <w:shd w:val="clear" w:color="auto" w:fill="FFE599" w:themeFill="accent4" w:themeFillTint="66"/>
+          </w:tcPr>
+          <w:p>
+            <w:pPr>
+              <w:rPr>
+                <w:b/>
+                <w:bCs/>
+              </w:rPr>
+            </w:pPr>
+            <w:r>
+              <w:rPr>
+                <w:b/>
+                <w:bCs/>
+              </w:rPr>
               <w:t>n</w:t>
             </w:r>
           </w:p>
@@ -2287,9 +2346,20 @@
         <w:tc>
           <w:tcPr>
             <w:tcW w:w="1782" w:type="dxa"/>
-          </w:tcPr>
-          <w:p>
-            <w:r>
+            <w:shd w:val="clear" w:color="auto" w:fill="FFE599" w:themeFill="accent4" w:themeFillTint="66"/>
+          </w:tcPr>
+          <w:p>
+            <w:pPr>
+              <w:rPr>
+                <w:b/>
+                <w:bCs/>
+              </w:rPr>
+            </w:pPr>
+            <w:r>
+              <w:rPr>
+                <w:b/>
+                <w:bCs/>
+              </w:rPr>
               <w:t>Tiempo Metodo1</w:t>
             </w:r>
           </w:p>
@@ -2297,9 +2367,20 @@
         <w:tc>
           <w:tcPr>
             <w:tcW w:w="1783" w:type="dxa"/>
-          </w:tcPr>
-          <w:p>
-            <w:r>
+            <w:shd w:val="clear" w:color="auto" w:fill="FFE599" w:themeFill="accent4" w:themeFillTint="66"/>
+          </w:tcPr>
+          <w:p>
+            <w:pPr>
+              <w:rPr>
+                <w:b/>
+                <w:bCs/>
+              </w:rPr>
+            </w:pPr>
+            <w:r>
+              <w:rPr>
+                <w:b/>
+                <w:bCs/>
+              </w:rPr>
               <w:t>Tiempo Metodo2</w:t>
             </w:r>
           </w:p>
@@ -2307,9 +2388,20 @@
         <w:tc>
           <w:tcPr>
             <w:tcW w:w="1783" w:type="dxa"/>
-          </w:tcPr>
-          <w:p>
-            <w:r>
+            <w:shd w:val="clear" w:color="auto" w:fill="FFE599" w:themeFill="accent4" w:themeFillTint="66"/>
+          </w:tcPr>
+          <w:p>
+            <w:pPr>
+              <w:rPr>
+                <w:b/>
+                <w:bCs/>
+              </w:rPr>
+            </w:pPr>
+            <w:r>
+              <w:rPr>
+                <w:b/>
+                <w:bCs/>
+              </w:rPr>
               <w:t>Tiempo Metodo3</w:t>
             </w:r>
           </w:p>
@@ -2317,9 +2409,20 @@
         <w:tc>
           <w:tcPr>
             <w:tcW w:w="1521" w:type="dxa"/>
-          </w:tcPr>
-          <w:p>
-            <w:r>
+            <w:shd w:val="clear" w:color="auto" w:fill="FFE599" w:themeFill="accent4" w:themeFillTint="66"/>
+          </w:tcPr>
+          <w:p>
+            <w:pPr>
+              <w:rPr>
+                <w:b/>
+                <w:bCs/>
+              </w:rPr>
+            </w:pPr>
+            <w:r>
+              <w:rPr>
+                <w:b/>
+                <w:bCs/>
+              </w:rPr>
               <w:t>Tiempo Metodo4</w:t>
             </w:r>
           </w:p>
@@ -2378,6 +2481,498 @@
         </w:tc>
       </w:tr>
     </w:tbl>
+    <w:p/>
+    <w:p>
+      <w:r>
+        <w:t>Procesamiento de puntos</w:t>
+      </w:r>
+    </w:p>
+    <w:tbl>
+      <w:tblPr>
+        <w:tblStyle w:val="Tablaconcuadrcula"/>
+        <w:tblW w:w="0" w:type="auto"/>
+        <w:tblLook w:val="04A0" w:firstRow="1" w:lastRow="0" w:firstColumn="1" w:lastColumn="0" w:noHBand="0" w:noVBand="1"/>
+      </w:tblPr>
+      <w:tblGrid>
+        <w:gridCol w:w="2831"/>
+        <w:gridCol w:w="2831"/>
+        <w:gridCol w:w="2832"/>
+      </w:tblGrid>
+      <w:tr>
+        <w:tc>
+          <w:tcPr>
+            <w:tcW w:w="2831" w:type="dxa"/>
+            <w:shd w:val="clear" w:color="auto" w:fill="FFE599" w:themeFill="accent4" w:themeFillTint="66"/>
+          </w:tcPr>
+          <w:p>
+            <w:pPr>
+              <w:rPr>
+                <w:b/>
+                <w:bCs/>
+              </w:rPr>
+            </w:pPr>
+            <w:r>
+              <w:rPr>
+                <w:b/>
+                <w:bCs/>
+              </w:rPr>
+              <w:t>n</w:t>
+            </w:r>
+          </w:p>
+        </w:tc>
+        <w:tc>
+          <w:tcPr>
+            <w:tcW w:w="2831" w:type="dxa"/>
+            <w:shd w:val="clear" w:color="auto" w:fill="FFE599" w:themeFill="accent4" w:themeFillTint="66"/>
+          </w:tcPr>
+          <w:p>
+            <w:pPr>
+              <w:rPr>
+                <w:b/>
+                <w:bCs/>
+              </w:rPr>
+            </w:pPr>
+            <w:r>
+              <w:rPr>
+                <w:b/>
+                <w:bCs/>
+              </w:rPr>
+              <w:t>Tiempo Trivial (ms)</w:t>
+            </w:r>
+          </w:p>
+        </w:tc>
+        <w:tc>
+          <w:tcPr>
+            <w:tcW w:w="2832" w:type="dxa"/>
+            <w:shd w:val="clear" w:color="auto" w:fill="FFE599" w:themeFill="accent4" w:themeFillTint="66"/>
+          </w:tcPr>
+          <w:p>
+            <w:pPr>
+              <w:rPr>
+                <w:b/>
+                <w:bCs/>
+              </w:rPr>
+            </w:pPr>
+            <w:r>
+              <w:rPr>
+                <w:b/>
+                <w:bCs/>
+              </w:rPr>
+              <w:t xml:space="preserve">Tiempo </w:t>
+            </w:r>
+            <w:proofErr w:type="spellStart"/>
+            <w:r>
+              <w:rPr>
+                <w:b/>
+                <w:bCs/>
+              </w:rPr>
+              <w:t>DyV</w:t>
+            </w:r>
+            <w:proofErr w:type="spellEnd"/>
+            <w:r>
+              <w:rPr>
+                <w:b/>
+                <w:bCs/>
+              </w:rPr>
+              <w:t xml:space="preserve"> (ms)</w:t>
+            </w:r>
+          </w:p>
+        </w:tc>
+      </w:tr>
+      <w:tr>
+        <w:tc>
+          <w:tcPr>
+            <w:tcW w:w="2831" w:type="dxa"/>
+          </w:tcPr>
+          <w:p>
+            <w:r>
+              <w:t>1000</w:t>
+            </w:r>
+          </w:p>
+        </w:tc>
+        <w:tc>
+          <w:tcPr>
+            <w:tcW w:w="2831" w:type="dxa"/>
+          </w:tcPr>
+          <w:p>
+            <w:r>
+              <w:t>61</w:t>
+            </w:r>
+          </w:p>
+        </w:tc>
+        <w:tc>
+          <w:tcPr>
+            <w:tcW w:w="2832" w:type="dxa"/>
+          </w:tcPr>
+          <w:p>
+            <w:r>
+              <w:t>10</w:t>
+            </w:r>
+          </w:p>
+        </w:tc>
+      </w:tr>
+      <w:tr>
+        <w:tc>
+          <w:tcPr>
+            <w:tcW w:w="2831" w:type="dxa"/>
+          </w:tcPr>
+          <w:p>
+            <w:r>
+              <w:t>2000</w:t>
+            </w:r>
+          </w:p>
+        </w:tc>
+        <w:tc>
+          <w:tcPr>
+            <w:tcW w:w="2831" w:type="dxa"/>
+          </w:tcPr>
+          <w:p>
+            <w:r>
+              <w:t>26</w:t>
+            </w:r>
+          </w:p>
+        </w:tc>
+        <w:tc>
+          <w:tcPr>
+            <w:tcW w:w="2832" w:type="dxa"/>
+          </w:tcPr>
+          <w:p>
+            <w:r>
+              <w:t>8</w:t>
+            </w:r>
+          </w:p>
+        </w:tc>
+      </w:tr>
+      <w:tr>
+        <w:tc>
+          <w:tcPr>
+            <w:tcW w:w="2831" w:type="dxa"/>
+          </w:tcPr>
+          <w:p>
+            <w:r>
+              <w:t>4000</w:t>
+            </w:r>
+          </w:p>
+        </w:tc>
+        <w:tc>
+          <w:tcPr>
+            <w:tcW w:w="2831" w:type="dxa"/>
+          </w:tcPr>
+          <w:p>
+            <w:r>
+              <w:t>60</w:t>
+            </w:r>
+          </w:p>
+        </w:tc>
+        <w:tc>
+          <w:tcPr>
+            <w:tcW w:w="2832" w:type="dxa"/>
+          </w:tcPr>
+          <w:p>
+            <w:r>
+              <w:t>9</w:t>
+            </w:r>
+          </w:p>
+        </w:tc>
+      </w:tr>
+      <w:tr>
+        <w:tc>
+          <w:tcPr>
+            <w:tcW w:w="2831" w:type="dxa"/>
+          </w:tcPr>
+          <w:p>
+            <w:r>
+              <w:t>8000</w:t>
+            </w:r>
+          </w:p>
+        </w:tc>
+        <w:tc>
+          <w:tcPr>
+            <w:tcW w:w="2831" w:type="dxa"/>
+          </w:tcPr>
+          <w:p>
+            <w:r>
+              <w:t>166</w:t>
+            </w:r>
+          </w:p>
+        </w:tc>
+        <w:tc>
+          <w:tcPr>
+            <w:tcW w:w="2832" w:type="dxa"/>
+          </w:tcPr>
+          <w:p>
+            <w:r>
+              <w:t>25</w:t>
+            </w:r>
+          </w:p>
+        </w:tc>
+      </w:tr>
+      <w:tr>
+        <w:tc>
+          <w:tcPr>
+            <w:tcW w:w="2831" w:type="dxa"/>
+          </w:tcPr>
+          <w:p>
+            <w:r>
+              <w:t>16000</w:t>
+            </w:r>
+          </w:p>
+        </w:tc>
+        <w:tc>
+          <w:tcPr>
+            <w:tcW w:w="2831" w:type="dxa"/>
+          </w:tcPr>
+          <w:p>
+            <w:r>
+              <w:t>598</w:t>
+            </w:r>
+          </w:p>
+        </w:tc>
+        <w:tc>
+          <w:tcPr>
+            <w:tcW w:w="2832" w:type="dxa"/>
+          </w:tcPr>
+          <w:p>
+            <w:r>
+              <w:t>57</w:t>
+            </w:r>
+          </w:p>
+        </w:tc>
+      </w:tr>
+      <w:tr>
+        <w:tc>
+          <w:tcPr>
+            <w:tcW w:w="2831" w:type="dxa"/>
+          </w:tcPr>
+          <w:p>
+            <w:r>
+              <w:t>32000</w:t>
+            </w:r>
+          </w:p>
+        </w:tc>
+        <w:tc>
+          <w:tcPr>
+            <w:tcW w:w="2831" w:type="dxa"/>
+          </w:tcPr>
+          <w:p>
+            <w:r>
+              <w:t>2194</w:t>
+            </w:r>
+          </w:p>
+        </w:tc>
+        <w:tc>
+          <w:tcPr>
+            <w:tcW w:w="2832" w:type="dxa"/>
+          </w:tcPr>
+          <w:p>
+            <w:r>
+              <w:t>81</w:t>
+            </w:r>
+          </w:p>
+        </w:tc>
+      </w:tr>
+      <w:tr>
+        <w:tc>
+          <w:tcPr>
+            <w:tcW w:w="2831" w:type="dxa"/>
+          </w:tcPr>
+          <w:p>
+            <w:r>
+              <w:t>64000</w:t>
+            </w:r>
+          </w:p>
+        </w:tc>
+        <w:tc>
+          <w:tcPr>
+            <w:tcW w:w="2831" w:type="dxa"/>
+          </w:tcPr>
+          <w:p>
+            <w:r>
+              <w:t>9135</w:t>
+            </w:r>
+          </w:p>
+        </w:tc>
+        <w:tc>
+          <w:tcPr>
+            <w:tcW w:w="2832" w:type="dxa"/>
+          </w:tcPr>
+          <w:p>
+            <w:r>
+              <w:t>93</w:t>
+            </w:r>
+          </w:p>
+        </w:tc>
+      </w:tr>
+      <w:tr>
+        <w:tc>
+          <w:tcPr>
+            <w:tcW w:w="2831" w:type="dxa"/>
+          </w:tcPr>
+          <w:p>
+            <w:r>
+              <w:t>128000</w:t>
+            </w:r>
+          </w:p>
+        </w:tc>
+        <w:tc>
+          <w:tcPr>
+            <w:tcW w:w="2831" w:type="dxa"/>
+          </w:tcPr>
+          <w:p>
+            <w:r>
+              <w:t>36919</w:t>
+            </w:r>
+          </w:p>
+        </w:tc>
+        <w:tc>
+          <w:tcPr>
+            <w:tcW w:w="2832" w:type="dxa"/>
+          </w:tcPr>
+          <w:p>
+            <w:r>
+              <w:t>189</w:t>
+            </w:r>
+          </w:p>
+        </w:tc>
+      </w:tr>
+      <w:tr>
+        <w:tc>
+          <w:tcPr>
+            <w:tcW w:w="2831" w:type="dxa"/>
+          </w:tcPr>
+          <w:p>
+            <w:r>
+              <w:t>256000</w:t>
+            </w:r>
+          </w:p>
+        </w:tc>
+        <w:tc>
+          <w:tcPr>
+            <w:tcW w:w="2831" w:type="dxa"/>
+          </w:tcPr>
+          <w:p>
+            <w:proofErr w:type="spellStart"/>
+            <w:r>
+              <w:t>FdT</w:t>
+            </w:r>
+            <w:proofErr w:type="spellEnd"/>
+          </w:p>
+        </w:tc>
+        <w:tc>
+          <w:tcPr>
+            <w:tcW w:w="2832" w:type="dxa"/>
+          </w:tcPr>
+          <w:p>
+            <w:r>
+              <w:t>317</w:t>
+            </w:r>
+          </w:p>
+        </w:tc>
+      </w:tr>
+      <w:tr>
+        <w:tc>
+          <w:tcPr>
+            <w:tcW w:w="2831" w:type="dxa"/>
+          </w:tcPr>
+          <w:p>
+            <w:r>
+              <w:t>512000</w:t>
+            </w:r>
+          </w:p>
+        </w:tc>
+        <w:tc>
+          <w:tcPr>
+            <w:tcW w:w="2831" w:type="dxa"/>
+          </w:tcPr>
+          <w:p>
+            <w:proofErr w:type="spellStart"/>
+            <w:r>
+              <w:t>FdT</w:t>
+            </w:r>
+            <w:proofErr w:type="spellEnd"/>
+          </w:p>
+        </w:tc>
+        <w:tc>
+          <w:tcPr>
+            <w:tcW w:w="2832" w:type="dxa"/>
+          </w:tcPr>
+          <w:p>
+            <w:r>
+              <w:t>689</w:t>
+            </w:r>
+          </w:p>
+        </w:tc>
+      </w:tr>
+      <w:tr>
+        <w:tc>
+          <w:tcPr>
+            <w:tcW w:w="2831" w:type="dxa"/>
+          </w:tcPr>
+          <w:p>
+            <w:r>
+              <w:t>1024000</w:t>
+            </w:r>
+          </w:p>
+        </w:tc>
+        <w:tc>
+          <w:tcPr>
+            <w:tcW w:w="2831" w:type="dxa"/>
+          </w:tcPr>
+          <w:p>
+            <w:proofErr w:type="spellStart"/>
+            <w:r>
+              <w:t>FdT</w:t>
+            </w:r>
+            <w:proofErr w:type="spellEnd"/>
+          </w:p>
+        </w:tc>
+        <w:tc>
+          <w:tcPr>
+            <w:tcW w:w="2832" w:type="dxa"/>
+          </w:tcPr>
+          <w:p>
+            <w:r>
+              <w:t>1415</w:t>
+            </w:r>
+          </w:p>
+        </w:tc>
+      </w:tr>
+      <w:tr>
+        <w:tc>
+          <w:tcPr>
+            <w:tcW w:w="2831" w:type="dxa"/>
+          </w:tcPr>
+          <w:p>
+            <w:r>
+              <w:t>2048000</w:t>
+            </w:r>
+          </w:p>
+        </w:tc>
+        <w:tc>
+          <w:tcPr>
+            <w:tcW w:w="2831" w:type="dxa"/>
+          </w:tcPr>
+          <w:p>
+            <w:proofErr w:type="spellStart"/>
+            <w:r>
+              <w:t>FdT</w:t>
+            </w:r>
+            <w:proofErr w:type="spellEnd"/>
+          </w:p>
+        </w:tc>
+        <w:tc>
+          <w:tcPr>
+            <w:tcW w:w="2832" w:type="dxa"/>
+          </w:tcPr>
+          <w:p>
+            <w:r>
+              <w:t>3483</w:t>
+            </w:r>
+          </w:p>
+        </w:tc>
+      </w:tr>
+    </w:tbl>
+    <w:p/>
     <w:p/>
     <w:sectPr>
       <w:pgSz w:w="11906" w:h="16838"/>
@@ -2792,7 +3387,6 @@
   <w:style w:type="character" w:default="1" w:styleId="Fuentedeprrafopredeter">
     <w:name w:val="Default Paragraph Font"/>
     <w:uiPriority w:val="1"/>
-    <w:semiHidden/>
     <w:unhideWhenUsed/>
   </w:style>
   <w:style w:type="table" w:default="1" w:styleId="Tablanormal">
